--- a/packages/document-engine/templates/fire/5.1_fire_means_list.docx
+++ b/packages/document-engine/templates/fire/5.1_fire_means_list.docx
@@ -261,7 +261,22 @@
                 <w:szCs w:val="20"/>
                 <w:lang w:val="ro-RO"/>
               </w:rPr>
-              <w:t>{{floorAreaM2}} m²</w:t>
+              <w:t>{{floorAreaM2}} m</w:t>
+            </w:r>
+            <w:r>
+              <w:rPr>
+                <w:rFonts w:eastAsia="Arial" w:cs="Arial" w:ascii="Arial" w:hAnsi="Arial"/>
+                <w:b w:val="false"/>
+                <w:i w:val="false"/>
+                <w:color w:val="auto"/>
+                <w:spacing w:val="0"/>
+                <w:w w:val="100"/>
+                <w:sz w:val="20"/>
+                <w:szCs w:val="20"/>
+                <w:vertAlign w:val="superscript"/>
+                <w:lang w:val="ro-RO"/>
+              </w:rPr>
+              <w:t>2</w:t>
             </w:r>
           </w:p>
         </w:tc>
@@ -1212,7 +1227,22 @@
                 <w:szCs w:val="20"/>
                 <w:lang w:val="ro-RO"/>
               </w:rPr>
-              <w:t>1 buc./300 m²</w:t>
+              <w:t>1 buc./300 m</w:t>
+            </w:r>
+            <w:r>
+              <w:rPr>
+                <w:rFonts w:eastAsia="Arial" w:cs="Arial" w:ascii="Arial" w:hAnsi="Arial"/>
+                <w:b w:val="false"/>
+                <w:i w:val="false"/>
+                <w:color w:val="auto"/>
+                <w:spacing w:val="0"/>
+                <w:w w:val="100"/>
+                <w:sz w:val="20"/>
+                <w:szCs w:val="20"/>
+                <w:vertAlign w:val="superscript"/>
+                <w:lang w:val="ro-RO"/>
+              </w:rPr>
+              <w:t>2</w:t>
             </w:r>
           </w:p>
         </w:tc>
@@ -1308,7 +1338,22 @@
                 <w:szCs w:val="20"/>
                 <w:lang w:val="ro-RO"/>
               </w:rPr>
-              <w:t>1 buc./200 m²</w:t>
+              <w:t>1 buc./200 m</w:t>
+            </w:r>
+            <w:r>
+              <w:rPr>
+                <w:rFonts w:eastAsia="Arial" w:cs="Arial" w:ascii="Arial" w:hAnsi="Arial"/>
+                <w:b w:val="false"/>
+                <w:i w:val="false"/>
+                <w:color w:val="auto"/>
+                <w:spacing w:val="0"/>
+                <w:w w:val="100"/>
+                <w:sz w:val="20"/>
+                <w:szCs w:val="20"/>
+                <w:vertAlign w:val="superscript"/>
+                <w:lang w:val="ro-RO"/>
+              </w:rPr>
+              <w:t>2</w:t>
             </w:r>
           </w:p>
         </w:tc>
@@ -1500,7 +1545,22 @@
                 <w:szCs w:val="20"/>
                 <w:lang w:val="ro-RO"/>
               </w:rPr>
-              <w:t>1 buc./300 m²</w:t>
+              <w:t>1 buc./300 m</w:t>
+            </w:r>
+            <w:r>
+              <w:rPr>
+                <w:rFonts w:eastAsia="Arial" w:cs="Arial" w:ascii="Arial" w:hAnsi="Arial"/>
+                <w:b w:val="false"/>
+                <w:i w:val="false"/>
+                <w:color w:val="auto"/>
+                <w:spacing w:val="0"/>
+                <w:w w:val="100"/>
+                <w:sz w:val="20"/>
+                <w:szCs w:val="20"/>
+                <w:vertAlign w:val="superscript"/>
+                <w:lang w:val="ro-RO"/>
+              </w:rPr>
+              <w:t>2</w:t>
             </w:r>
           </w:p>
         </w:tc>
@@ -1596,7 +1656,22 @@
                 <w:szCs w:val="20"/>
                 <w:lang w:val="ro-RO"/>
               </w:rPr>
-              <w:t>1 buc./150 m²</w:t>
+              <w:t>1 buc./150 m</w:t>
+            </w:r>
+            <w:r>
+              <w:rPr>
+                <w:rFonts w:eastAsia="Arial" w:cs="Arial" w:ascii="Arial" w:hAnsi="Arial"/>
+                <w:b w:val="false"/>
+                <w:i w:val="false"/>
+                <w:color w:val="auto"/>
+                <w:spacing w:val="0"/>
+                <w:w w:val="100"/>
+                <w:sz w:val="20"/>
+                <w:szCs w:val="20"/>
+                <w:vertAlign w:val="superscript"/>
+                <w:lang w:val="ro-RO"/>
+              </w:rPr>
+              <w:t>2</w:t>
             </w:r>
           </w:p>
         </w:tc>
@@ -6289,6 +6364,40 @@
         <w:t>{{/fire.hasExteriorHydrants}}</w:t>
       </w:r>
     </w:p>
+    <w:p>
+      <w:pPr>
+        <w:pStyle w:val="Normal"/>
+        <w:widowControl/>
+        <w:bidi w:val="0"/>
+        <w:spacing w:before="0" w:after="240"/>
+        <w:ind w:hanging="0" w:left="0"/>
+        <w:jc w:val="left"/>
+        <w:rPr>
+          <w:rFonts w:ascii="Arial" w:hAnsi="Arial" w:eastAsia="Arial" w:cs="Arial"/>
+          <w:b w:val="false"/>
+          <w:i w:val="false"/>
+          <w:color w:val="auto"/>
+          <w:spacing w:val="0"/>
+          <w:w w:val="100"/>
+          <w:sz w:val="2"/>
+          <w:szCs w:val="20"/>
+          <w:lang w:val="ro-RO"/>
+        </w:rPr>
+      </w:pPr>
+      <w:r>
+        <w:rPr>
+          <w:rFonts w:eastAsia="Arial" w:cs="Arial" w:ascii="Arial" w:hAnsi="Arial"/>
+          <w:b w:val="false"/>
+          <w:i w:val="false"/>
+          <w:color w:val="auto"/>
+          <w:spacing w:val="0"/>
+          <w:w w:val="100"/>
+          <w:sz w:val="2"/>
+          <w:szCs w:val="20"/>
+          <w:lang w:val="ro-RO"/>
+        </w:rPr>
+      </w:r>
+    </w:p>
     <w:tbl>
       <w:tblPr>
         <w:tblW w:w="5000" w:type="pct"/>
@@ -6579,7 +6688,7 @@
       <w:pStyle w:val="Footer"/>
       <w:bidi w:val="0"/>
       <w:spacing w:before="60" w:after="0"/>
-      <w:ind w:hanging="0" w:left="0"/>
+      <w:ind w:hanging="0" w:left="0" w:right="0"/>
       <w:jc w:val="center"/>
       <w:rPr>
         <w:rFonts w:ascii="Arial" w:hAnsi="Arial" w:eastAsia="Arial" w:cs="Arial"/>

--- a/packages/document-engine/templates/fire/5.1_fire_means_list.docx
+++ b/packages/document-engine/templates/fire/5.1_fire_means_list.docx
@@ -42,7 +42,7 @@
     <w:p>
       <w:pPr>
         <w:pStyle w:val="Normal"/>
-        <w:keepNext w:val="false"/>
+        <w:keepNext w:val="true"/>
         <w:pageBreakBefore w:val="false"/>
         <w:widowControl/>
         <w:bidi w:val="0"/>
@@ -261,22 +261,7 @@
                 <w:szCs w:val="20"/>
                 <w:lang w:val="ro-RO"/>
               </w:rPr>
-              <w:t>{{floorAreaM2}} m</w:t>
-            </w:r>
-            <w:r>
-              <w:rPr>
-                <w:rFonts w:eastAsia="Arial" w:cs="Arial" w:ascii="Arial" w:hAnsi="Arial"/>
-                <w:b w:val="false"/>
-                <w:i w:val="false"/>
-                <w:color w:val="auto"/>
-                <w:spacing w:val="0"/>
-                <w:w w:val="100"/>
-                <w:sz w:val="20"/>
-                <w:szCs w:val="20"/>
-                <w:vertAlign w:val="superscript"/>
-                <w:lang w:val="ro-RO"/>
-              </w:rPr>
-              <w:t>2</w:t>
+              <w:t>{{floorAreaM2}} m²</w:t>
             </w:r>
           </w:p>
         </w:tc>
@@ -1227,22 +1212,7 @@
                 <w:szCs w:val="20"/>
                 <w:lang w:val="ro-RO"/>
               </w:rPr>
-              <w:t>1 buc./300 m</w:t>
-            </w:r>
-            <w:r>
-              <w:rPr>
-                <w:rFonts w:eastAsia="Arial" w:cs="Arial" w:ascii="Arial" w:hAnsi="Arial"/>
-                <w:b w:val="false"/>
-                <w:i w:val="false"/>
-                <w:color w:val="auto"/>
-                <w:spacing w:val="0"/>
-                <w:w w:val="100"/>
-                <w:sz w:val="20"/>
-                <w:szCs w:val="20"/>
-                <w:vertAlign w:val="superscript"/>
-                <w:lang w:val="ro-RO"/>
-              </w:rPr>
-              <w:t>2</w:t>
+              <w:t>1 buc./300 m²</w:t>
             </w:r>
           </w:p>
         </w:tc>
@@ -1338,22 +1308,7 @@
                 <w:szCs w:val="20"/>
                 <w:lang w:val="ro-RO"/>
               </w:rPr>
-              <w:t>1 buc./200 m</w:t>
-            </w:r>
-            <w:r>
-              <w:rPr>
-                <w:rFonts w:eastAsia="Arial" w:cs="Arial" w:ascii="Arial" w:hAnsi="Arial"/>
-                <w:b w:val="false"/>
-                <w:i w:val="false"/>
-                <w:color w:val="auto"/>
-                <w:spacing w:val="0"/>
-                <w:w w:val="100"/>
-                <w:sz w:val="20"/>
-                <w:szCs w:val="20"/>
-                <w:vertAlign w:val="superscript"/>
-                <w:lang w:val="ro-RO"/>
-              </w:rPr>
-              <w:t>2</w:t>
+              <w:t>1 buc./200 m²</w:t>
             </w:r>
           </w:p>
         </w:tc>
@@ -1545,22 +1500,7 @@
                 <w:szCs w:val="20"/>
                 <w:lang w:val="ro-RO"/>
               </w:rPr>
-              <w:t>1 buc./300 m</w:t>
-            </w:r>
-            <w:r>
-              <w:rPr>
-                <w:rFonts w:eastAsia="Arial" w:cs="Arial" w:ascii="Arial" w:hAnsi="Arial"/>
-                <w:b w:val="false"/>
-                <w:i w:val="false"/>
-                <w:color w:val="auto"/>
-                <w:spacing w:val="0"/>
-                <w:w w:val="100"/>
-                <w:sz w:val="20"/>
-                <w:szCs w:val="20"/>
-                <w:vertAlign w:val="superscript"/>
-                <w:lang w:val="ro-RO"/>
-              </w:rPr>
-              <w:t>2</w:t>
+              <w:t>1 buc./300 m²</w:t>
             </w:r>
           </w:p>
         </w:tc>
@@ -1656,22 +1596,7 @@
                 <w:szCs w:val="20"/>
                 <w:lang w:val="ro-RO"/>
               </w:rPr>
-              <w:t>1 buc./150 m</w:t>
-            </w:r>
-            <w:r>
-              <w:rPr>
-                <w:rFonts w:eastAsia="Arial" w:cs="Arial" w:ascii="Arial" w:hAnsi="Arial"/>
-                <w:b w:val="false"/>
-                <w:i w:val="false"/>
-                <w:color w:val="auto"/>
-                <w:spacing w:val="0"/>
-                <w:w w:val="100"/>
-                <w:sz w:val="20"/>
-                <w:szCs w:val="20"/>
-                <w:vertAlign w:val="superscript"/>
-                <w:lang w:val="ro-RO"/>
-              </w:rPr>
-              <w:t>2</w:t>
+              <w:t>1 buc./150 m²</w:t>
             </w:r>
           </w:p>
         </w:tc>

--- a/packages/document-engine/templates/fire/5.1_fire_means_list.docx
+++ b/packages/document-engine/templates/fire/5.1_fire_means_list.docx
@@ -73,7 +73,7 @@
           <w:szCs w:val="20"/>
           <w:lang w:val="ro-RO"/>
         </w:rPr>
-        <w:t>Tabel 1. Lista dotării cu mijloace de primă intervenție pentru stingerea incendiilor a {{client.legalName}}</w:t>
+        <w:t>Tabel 1. Dotarea {{client.legalName}} cu mijloace de primă intervenție pentru stingerea incendiilor</w:t>
       </w:r>
     </w:p>
     <w:p>
@@ -146,7 +146,7 @@
           <w:szCs w:val="20"/>
           <w:lang w:val="ro-RO"/>
         </w:rPr>
-        <w:t>{{name}}, {{activity}}</w:t>
+        <w:t>{{name}} ({{activityRunOn}})</w:t>
       </w:r>
     </w:p>
     <w:tbl>
@@ -6526,7 +6526,7 @@
                 <w:sz w:val="20"/>
                 <w:lang w:val="ro-RO"/>
               </w:rPr>
-              <w:t>Am luat la cunoștință</w:t>
+              <w:t>Am luat cunoștință</w:t>
             </w:r>
           </w:p>
           <w:p>

--- a/packages/document-engine/templates/fire/5.1_fire_means_list.docx
+++ b/packages/document-engine/templates/fire/5.1_fire_means_list.docx
@@ -261,7 +261,7 @@
                 <w:szCs w:val="20"/>
                 <w:lang w:val="ro-RO"/>
               </w:rPr>
-              <w:t>{{floorAreaM2}} m²</w:t>
+              <w:t>{{areaLabel}}</w:t>
             </w:r>
           </w:p>
         </w:tc>

--- a/packages/document-engine/templates/fire/5.1_fire_means_list.docx
+++ b/packages/document-engine/templates/fire/5.1_fire_means_list.docx
@@ -7206,7 +7206,7 @@
               <w:szCs w:val="16"/>
               <w:lang w:val="ro-RO"/>
             </w:rPr>
-            <w:t>Lista internă cu situația mijloacelor de apărare împotriva incendiilor</w:t>
+            <w:t>Lista cu situația mijloacelor de apărare împotriva incendiilor</w:t>
           </w:r>
         </w:p>
       </w:tc>
@@ -8005,7 +8005,7 @@
               <w:szCs w:val="16"/>
               <w:lang w:val="ro-RO"/>
             </w:rPr>
-            <w:t>Lista internă cu situația mijloacelor de apărare împotriva incendiilor</w:t>
+            <w:t>Lista cu situația mijloacelor de apărare împotriva incendiilor</w:t>
           </w:r>
         </w:p>
       </w:tc>
@@ -8804,7 +8804,7 @@
               <w:szCs w:val="16"/>
               <w:lang w:val="ro-RO"/>
             </w:rPr>
-            <w:t>Lista internă cu situația mijloacelor de apărare împotriva incendiilor</w:t>
+            <w:t>Lista cu situația mijloacelor de apărare împotriva incendiilor</w:t>
           </w:r>
         </w:p>
       </w:tc>
